--- a/inerview-intro.docx
+++ b/inerview-intro.docx
@@ -3,10 +3,152 @@
 <w:document xmlns:wpc="http://schemas.microsoft.com/office/word/2010/wordprocessingCanvas" xmlns:cx="http://schemas.microsoft.com/office/drawing/2014/chartex" xmlns:cx1="http://schemas.microsoft.com/office/drawing/2015/9/8/chartex" xmlns:cx2="http://schemas.microsoft.com/office/drawing/2015/10/21/chartex" xmlns:cx3="http://schemas.microsoft.com/office/drawing/2016/5/9/chartex" xmlns:cx4="http://schemas.microsoft.com/office/drawing/2016/5/10/chartex" xmlns:cx5="http://schemas.microsoft.com/office/drawing/2016/5/11/chartex" xmlns:cx6="http://schemas.microsoft.com/office/drawing/2016/5/12/chartex" xmlns:cx7="http://schemas.microsoft.com/office/drawing/2016/5/13/chartex" xmlns:cx8="http://schemas.microsoft.com/office/drawing/2016/5/14/chartex" xmlns:mc="http://schemas.openxmlformats.org/markup-compatibility/2006" xmlns:aink="http://schemas.microsoft.com/office/drawing/2016/ink" xmlns:am3d="http://schemas.microsoft.com/office/drawing/2017/model3d" xmlns:o="urn:schemas-microsoft-com:office:office" xmlns:oel="http://schemas.microsoft.com/office/2019/extlst" xmlns:r="http://schemas.openxmlformats.org/officeDocument/2006/relationships" xmlns:m="http://schemas.openxmlformats.org/officeDocument/2006/math" xmlns:v="urn:schemas-microsoft-com:vml" xmlns:wp14="http://schemas.microsoft.com/office/word/2010/wordprocessingDrawing" xmlns:wp="http://schemas.openxmlformats.org/drawingml/2006/wordprocessingDrawing" xmlns:w10="urn:schemas-microsoft-com:office:word" xmlns:w="http://schemas.openxmlformats.org/wordprocessingml/2006/main" xmlns:w14="http://schemas.microsoft.com/office/word/2010/wordml" xmlns:w15="http://schemas.microsoft.com/office/word/2012/wordml" xmlns:w16cex="http://schemas.microsoft.com/office/word/2018/wordml/cex" xmlns:w16cid="http://schemas.microsoft.com/office/word/2016/wordml/cid" xmlns:w16="http://schemas.microsoft.com/office/word/2018/wordml" xmlns:w16sdtdh="http://schemas.microsoft.com/office/word/2020/wordml/sdtdatahash" xmlns:w16se="http://schemas.microsoft.com/office/word/2015/wordml/symex" xmlns:wpg="http://schemas.microsoft.com/office/word/2010/wordprocessingGroup" xmlns:wpi="http://schemas.microsoft.com/office/word/2010/wordprocessingInk" xmlns:wne="http://schemas.microsoft.com/office/word/2006/wordml" xmlns:wps="http://schemas.microsoft.com/office/word/2010/wordprocessingShape" mc:Ignorable="w14 w15 w16se w16cid w16 w16cex w16sdtdh wp14">
   <w:body>
     <w:p>
-      <w:r>
-        <w:t xml:space="preserve">I am Mallikarjuna, </w:t>
-      </w:r>
-    </w:p>
+      <w:bookmarkStart w:id="0" w:name="_Hlk191156576"/>
+      <w:r>
+        <w:t xml:space="preserve">Intro : </w:t>
+      </w:r>
+    </w:p>
+    <w:p>
+      <w:r>
+        <w:t xml:space="preserve">I'm </w:t>
+      </w:r>
+      <w:proofErr w:type="spellStart"/>
+      <w:r>
+        <w:t>Mallikarjuna</w:t>
+      </w:r>
+      <w:proofErr w:type="spellEnd"/>
+      <w:r>
+        <w:t xml:space="preserve">, an engineering graduate from </w:t>
+      </w:r>
+      <w:proofErr w:type="spellStart"/>
+      <w:r>
+        <w:t>Vel</w:t>
+      </w:r>
+      <w:proofErr w:type="spellEnd"/>
+      <w:r>
+        <w:t xml:space="preserve"> Tech University, class of 2021. I started my career at DXC Technology as a fresher and now have 3.5 years of experience in the tech industry. At DXC, I’ve worked as a Java backend developer in two different projects, gaining strong experience in building web applications. My core skill is </w:t>
+      </w:r>
+      <w:r>
+        <w:t xml:space="preserve">coding in java, spring boot, hibernate and </w:t>
+      </w:r>
+      <w:proofErr w:type="spellStart"/>
+      <w:r>
+        <w:t>sql</w:t>
+      </w:r>
+      <w:proofErr w:type="spellEnd"/>
+      <w:r>
+        <w:t xml:space="preserve"> and I’m currently focused on becoming proficient in </w:t>
+      </w:r>
+      <w:r>
+        <w:t>Full stack development.</w:t>
+      </w:r>
+    </w:p>
+    <w:p/>
+    <w:p>
+      <w:r>
+        <w:t>Over the years as a developer, I have gained strong expertise in understanding client requirements, designing, developing, testing, and deploying applications. I have also worked on creating functional and technical documentation and delivering demos to stakeholders to ensure their satisfaction. Due to my exceptional work, I was promoted from an entry-level role to a mid-level analyst, which brought greater responsibilities and opportunities for growth.</w:t>
+      </w:r>
+    </w:p>
+    <w:p/>
+    <w:p>
+      <w:r>
+        <w:t>In my free time, I like to explore different functionalities of the application to understand its complete workflow. Since I aim to become a proficient full-stack developer, I focus on exploring Angular and AWS cloud services.</w:t>
+      </w:r>
+    </w:p>
+    <w:p>
+      <w:r>
+        <w:t>Lastly, I am grateful for giving me this opportunity.</w:t>
+      </w:r>
+    </w:p>
+    <w:p/>
+    <w:p>
+      <w:r>
+        <w:t xml:space="preserve">My roles and responsibilities : </w:t>
+      </w:r>
+    </w:p>
+    <w:p>
+      <w:pPr>
+        <w:pStyle w:val="ListParagraph"/>
+        <w:numPr>
+          <w:ilvl w:val="0"/>
+          <w:numId w:val="21"/>
+        </w:numPr>
+      </w:pPr>
+      <w:r>
+        <w:t>Understanding the client requirements, design, develop, test and deploy.</w:t>
+      </w:r>
+    </w:p>
+    <w:p>
+      <w:pPr>
+        <w:pStyle w:val="ListParagraph"/>
+        <w:numPr>
+          <w:ilvl w:val="0"/>
+          <w:numId w:val="21"/>
+        </w:numPr>
+      </w:pPr>
+      <w:r>
+        <w:t>Create functional documentation – functionality level flow and get approval from stack holders.</w:t>
+      </w:r>
+    </w:p>
+    <w:p>
+      <w:pPr>
+        <w:pStyle w:val="ListParagraph"/>
+        <w:numPr>
+          <w:ilvl w:val="0"/>
+          <w:numId w:val="21"/>
+        </w:numPr>
+      </w:pPr>
+      <w:r>
+        <w:t>Create Technical documentation – technical level such as API’s, services and any new column or table requires for the requirement and get approval from TL or Project manager.</w:t>
+      </w:r>
+    </w:p>
+    <w:p>
+      <w:pPr>
+        <w:pStyle w:val="ListParagraph"/>
+        <w:numPr>
+          <w:ilvl w:val="0"/>
+          <w:numId w:val="21"/>
+        </w:numPr>
+      </w:pPr>
+      <w:r>
+        <w:t xml:space="preserve">Giving demos once the development is </w:t>
+      </w:r>
+      <w:r>
+        <w:t>completed on the requirement.</w:t>
+      </w:r>
+    </w:p>
+    <w:p>
+      <w:pPr>
+        <w:pStyle w:val="ListParagraph"/>
+        <w:numPr>
+          <w:ilvl w:val="0"/>
+          <w:numId w:val="21"/>
+        </w:numPr>
+      </w:pPr>
+      <w:r>
+        <w:t>Fixing Bugs and defects at the time of SIT/UAT.</w:t>
+      </w:r>
+      <w:r>
+        <w:t xml:space="preserve"> </w:t>
+      </w:r>
+    </w:p>
+    <w:p>
+      <w:pPr>
+        <w:pStyle w:val="ListParagraph"/>
+        <w:numPr>
+          <w:ilvl w:val="0"/>
+          <w:numId w:val="21"/>
+        </w:numPr>
+      </w:pPr>
+      <w:r>
+        <w:t xml:space="preserve">Collaborating </w:t>
+      </w:r>
+      <w:bookmarkEnd w:id="0"/>
+      <w:r>
+        <w:br/>
+      </w:r>
+    </w:p>
+    <w:p/>
     <w:p>
       <w:r>
         <w:t>I live in Nandyal, Andhra Pradesh.</w:t>
@@ -41,6 +183,7 @@
     <w:p/>
     <w:p>
       <w:r>
+        <w:lastRenderedPageBreak/>
         <w:t>My roles and responsibilities are:</w:t>
       </w:r>
     </w:p>
@@ -219,7 +362,15 @@
         <w:t xml:space="preserve"> ins-sure service:</w:t>
       </w:r>
       <w:r>
-        <w:t xml:space="preserve"> responsible for managing and processing of policies within Lloyds market. Like policy issuance, premium collection, and policy documentation.</w:t>
+        <w:t xml:space="preserve"> responsible for managing and processing of policies within </w:t>
+      </w:r>
+      <w:proofErr w:type="gramStart"/>
+      <w:r>
+        <w:t>Lloyds</w:t>
+      </w:r>
+      <w:proofErr w:type="gramEnd"/>
+      <w:r>
+        <w:t xml:space="preserve"> market. Like policy issuance, premium collection, and policy documentation.</w:t>
       </w:r>
     </w:p>
     <w:p>
@@ -365,6 +516,7 @@
           <w:szCs w:val="20"/>
           <w:shd w:val="clear" w:color="auto" w:fill="FFFFFF"/>
         </w:rPr>
+        <w:lastRenderedPageBreak/>
         <w:t>Coverage-</w:t>
       </w:r>
       <w:r>
@@ -542,7 +694,15 @@
         <w:t>Loss</w:t>
       </w:r>
       <w:r>
-        <w:t>: money that an insurer pays  out as a result of a claim</w:t>
+        <w:t xml:space="preserve">: money that an insurer pays  out </w:t>
+      </w:r>
+      <w:proofErr w:type="gramStart"/>
+      <w:r>
+        <w:t>as a result of</w:t>
+      </w:r>
+      <w:proofErr w:type="gramEnd"/>
+      <w:r>
+        <w:t xml:space="preserve"> a claim</w:t>
       </w:r>
     </w:p>
     <w:p>
@@ -693,7 +853,23 @@
           <w:b/>
           <w:bCs/>
         </w:rPr>
-        <w:t>to collect, compare carefully in order to verify, and often to integrate or arrange in order</w:t>
+        <w:t xml:space="preserve">to collect, compare carefully </w:t>
+      </w:r>
+      <w:proofErr w:type="gramStart"/>
+      <w:r>
+        <w:rPr>
+          <w:b/>
+          <w:bCs/>
+        </w:rPr>
+        <w:t>in order to</w:t>
+      </w:r>
+      <w:proofErr w:type="gramEnd"/>
+      <w:r>
+        <w:rPr>
+          <w:b/>
+          <w:bCs/>
+        </w:rPr>
+        <w:t xml:space="preserve"> verify, and often to integrate or arrange in order</w:t>
       </w:r>
     </w:p>
     <w:p>
@@ -708,7 +884,6 @@
           <w:b/>
           <w:bCs/>
         </w:rPr>
-        <w:lastRenderedPageBreak/>
         <w:t>Block Claims</w:t>
       </w:r>
       <w:r>
@@ -753,6 +928,7 @@
     </w:p>
     <w:p>
       <w:r>
+        <w:lastRenderedPageBreak/>
         <w:t xml:space="preserve">Step A: </w:t>
       </w:r>
       <w:r>
@@ -823,8 +999,17 @@
           <w:b/>
           <w:bCs/>
         </w:rPr>
-        <w:t>Broker submit</w:t>
-      </w:r>
+        <w:t xml:space="preserve">Broker </w:t>
+      </w:r>
+      <w:proofErr w:type="gramStart"/>
+      <w:r>
+        <w:rPr>
+          <w:b/>
+          <w:bCs/>
+        </w:rPr>
+        <w:t>submit</w:t>
+      </w:r>
+      <w:proofErr w:type="gramEnd"/>
       <w:r>
         <w:t xml:space="preserve"> the claim on behalf of the insured with </w:t>
       </w:r>
@@ -856,7 +1041,15 @@
         <w:t>code</w:t>
       </w:r>
       <w:r>
-        <w:t xml:space="preserve"> (provides a common basis for the classification/description of risks )Valid Lloyd’s risk code. Available as a drop down box in the template on UI.</w:t>
+        <w:t xml:space="preserve"> (provides a common basis for the classification/description of risks )Valid Lloyd’s risk code. Available as a </w:t>
+      </w:r>
+      <w:proofErr w:type="gramStart"/>
+      <w:r>
+        <w:t>drop down</w:t>
+      </w:r>
+      <w:proofErr w:type="gramEnd"/>
+      <w:r>
+        <w:t xml:space="preserve"> box in the template on UI.</w:t>
       </w:r>
       <w:r>
         <w:t xml:space="preserve"> </w:t>
@@ -1046,7 +1239,15 @@
     </w:p>
     <w:p>
       <w:r>
-        <w:t>Lloyd’s will require an email from each managing agent, briefly outlining the work that has been done to collate the data, and an appropriate proportion of the each syndicate’s data that the managing agent has been able to include.</w:t>
+        <w:t xml:space="preserve">Lloyd’s will require an email from each managing agent, briefly outlining the work that has been done to collate the data, and an appropriate proportion of </w:t>
+      </w:r>
+      <w:proofErr w:type="gramStart"/>
+      <w:r>
+        <w:t>the each</w:t>
+      </w:r>
+      <w:proofErr w:type="gramEnd"/>
+      <w:r>
+        <w:t xml:space="preserve"> syndicate’s data that the managing agent has been able to include.</w:t>
       </w:r>
     </w:p>
     <w:p>
@@ -1100,7 +1301,6 @@
     </w:p>
     <w:p>
       <w:r>
-        <w:lastRenderedPageBreak/>
         <w:t>Paid to year amount – within year</w:t>
       </w:r>
     </w:p>
@@ -1119,6 +1319,7 @@
         <w:rPr>
           <w:noProof/>
         </w:rPr>
+        <w:lastRenderedPageBreak/>
         <w:drawing>
           <wp:inline distT="0" distB="0" distL="0" distR="0" wp14:anchorId="532F00F6" wp14:editId="4D44C78A">
             <wp:extent cx="5325218" cy="6363588"/>
@@ -1178,6 +1379,9 @@
     </w:p>
     <w:p>
       <w:r>
+        <w:rPr>
+          <w:noProof/>
+        </w:rPr>
         <w:lastRenderedPageBreak/>
         <w:drawing>
           <wp:inline distT="0" distB="0" distL="0" distR="0" wp14:anchorId="019A437D" wp14:editId="3BDBA5D4">
@@ -1218,6 +1422,9 @@
     </w:p>
     <w:p>
       <w:r>
+        <w:rPr>
+          <w:noProof/>
+        </w:rPr>
         <w:drawing>
           <wp:inline distT="0" distB="0" distL="0" distR="0" wp14:anchorId="506F3216" wp14:editId="6B04CBEB">
             <wp:extent cx="5731510" cy="2825750"/>
@@ -1257,6 +1464,9 @@
     </w:p>
     <w:p>
       <w:r>
+        <w:rPr>
+          <w:noProof/>
+        </w:rPr>
         <w:drawing>
           <wp:inline distT="0" distB="0" distL="0" distR="0" wp14:anchorId="06A02C03" wp14:editId="0659EFA0">
             <wp:extent cx="5731510" cy="3076575"/>
@@ -1300,10 +1510,22 @@
           <w:b/>
           <w:bCs/>
         </w:rPr>
-        <w:t>Appreciated value</w:t>
-      </w:r>
-      <w:r>
-        <w:t xml:space="preserve"> : typically refers to increase in the value of insured item or policy over time. </w:t>
+        <w:t xml:space="preserve">Appreciated </w:t>
+      </w:r>
+      <w:proofErr w:type="gramStart"/>
+      <w:r>
+        <w:rPr>
+          <w:b/>
+          <w:bCs/>
+        </w:rPr>
+        <w:t>value</w:t>
+      </w:r>
+      <w:r>
+        <w:t xml:space="preserve"> :</w:t>
+      </w:r>
+      <w:proofErr w:type="gramEnd"/>
+      <w:r>
+        <w:t xml:space="preserve"> typically refers to increase in the value of insured item or policy over time. </w:t>
       </w:r>
     </w:p>
     <w:p>
@@ -1321,7 +1543,25 @@
           <w:shd w:val="clear" w:color="auto" w:fill="FFFFFF"/>
         </w:rPr>
         <w:lastRenderedPageBreak/>
-        <w:t>Typically, vehicles depreciate in value over time rather than appreciate. However, certain aspects of vehicle insurance and unique cases might touch on the idea of appreciation indirectly.</w:t>
+        <w:t xml:space="preserve">Typically, vehicles </w:t>
+      </w:r>
+      <w:proofErr w:type="gramStart"/>
+      <w:r>
+        <w:rPr>
+          <w:rFonts w:ascii="Segoe UI" w:hAnsi="Segoe UI" w:cs="Segoe UI"/>
+          <w:color w:val="0D0D0D"/>
+          <w:shd w:val="clear" w:color="auto" w:fill="FFFFFF"/>
+        </w:rPr>
+        <w:t>depreciate in value</w:t>
+      </w:r>
+      <w:proofErr w:type="gramEnd"/>
+      <w:r>
+        <w:rPr>
+          <w:rFonts w:ascii="Segoe UI" w:hAnsi="Segoe UI" w:cs="Segoe UI"/>
+          <w:color w:val="0D0D0D"/>
+          <w:shd w:val="clear" w:color="auto" w:fill="FFFFFF"/>
+        </w:rPr>
+        <w:t xml:space="preserve"> over time rather than appreciate. However, certain aspects of vehicle insurance and unique cases might touch on the idea of appreciation indirectly.</w:t>
       </w:r>
     </w:p>
     <w:p>
@@ -1390,7 +1630,15 @@
         <w:t>Classic and Collector Cars</w:t>
       </w:r>
       <w:r>
-        <w:t>: For classic, vintage, or collector cars, which can appreciate in value, specialized insurance policies are available. These policies typically involve regular appraisals to adjust the insured value based on the current market value of the vehicle.</w:t>
+        <w:t xml:space="preserve">: For classic, vintage, or collector cars, which can </w:t>
+      </w:r>
+      <w:proofErr w:type="gramStart"/>
+      <w:r>
+        <w:t>appreciate in value</w:t>
+      </w:r>
+      <w:proofErr w:type="gramEnd"/>
+      <w:r>
+        <w:t>, specialized insurance policies are available. These policies typically involve regular appraisals to adjust the insured value based on the current market value of the vehicle.</w:t>
       </w:r>
     </w:p>
     <w:p>
@@ -1591,13 +1839,7 @@
         <w:t>Total Loss</w:t>
       </w:r>
       <w:r>
-        <w:t xml:space="preserve">: Vehicle is </w:t>
-      </w:r>
-      <w:r>
-        <w:t>totalled</w:t>
-      </w:r>
-      <w:r>
-        <w:t xml:space="preserve"> in an accident.</w:t>
+        <w:t>: Vehicle is totalled in an accident.</w:t>
       </w:r>
     </w:p>
     <w:p>
@@ -2252,39 +2494,7 @@
           <w:bCs/>
           <w:u w:val="single"/>
         </w:rPr>
-        <w:t>A</w:t>
-      </w:r>
-      <w:r>
-        <w:rPr>
-          <w:b/>
-          <w:bCs/>
-          <w:u w:val="single"/>
-        </w:rPr>
-        <w:t>ll</w:t>
-      </w:r>
-      <w:r>
-        <w:rPr>
-          <w:b/>
-          <w:bCs/>
-          <w:u w:val="single"/>
-        </w:rPr>
-        <w:t>-</w:t>
-      </w:r>
-      <w:r>
-        <w:rPr>
-          <w:b/>
-          <w:bCs/>
-          <w:u w:val="single"/>
-        </w:rPr>
-        <w:t>risk insurance without and with deductible</w:t>
-      </w:r>
-      <w:r>
-        <w:rPr>
-          <w:b/>
-          <w:bCs/>
-          <w:u w:val="single"/>
-        </w:rPr>
-        <w:t>:</w:t>
+        <w:t>All-risk insurance without and with deductible:</w:t>
       </w:r>
     </w:p>
     <w:p>
@@ -2341,6 +2551,9 @@
     </w:p>
     <w:p>
       <w:r>
+        <w:rPr>
+          <w:noProof/>
+        </w:rPr>
         <w:drawing>
           <wp:inline distT="0" distB="0" distL="0" distR="0" wp14:anchorId="391DD7AC" wp14:editId="4155CF02">
             <wp:extent cx="5731510" cy="1755140"/>
@@ -2380,6 +2593,9 @@
     </w:p>
     <w:p>
       <w:r>
+        <w:rPr>
+          <w:noProof/>
+        </w:rPr>
         <w:drawing>
           <wp:inline distT="0" distB="0" distL="0" distR="0" wp14:anchorId="01A7F70D" wp14:editId="368E520A">
             <wp:extent cx="5731510" cy="2675255"/>
@@ -2419,6 +2635,9 @@
     </w:p>
     <w:p>
       <w:r>
+        <w:rPr>
+          <w:noProof/>
+        </w:rPr>
         <w:lastRenderedPageBreak/>
         <w:drawing>
           <wp:inline distT="0" distB="0" distL="0" distR="0" wp14:anchorId="64F2ADAF" wp14:editId="2B382277">
@@ -2459,6 +2678,9 @@
     </w:p>
     <w:p>
       <w:r>
+        <w:rPr>
+          <w:noProof/>
+        </w:rPr>
         <w:drawing>
           <wp:inline distT="0" distB="0" distL="0" distR="0" wp14:anchorId="534815ED" wp14:editId="1A074023">
             <wp:extent cx="5731510" cy="2875280"/>
@@ -2498,6 +2720,9 @@
     </w:p>
     <w:p>
       <w:r>
+        <w:rPr>
+          <w:noProof/>
+        </w:rPr>
         <w:drawing>
           <wp:inline distT="0" distB="0" distL="0" distR="0" wp14:anchorId="5E90977D" wp14:editId="1B166819">
             <wp:extent cx="5731510" cy="2737485"/>
@@ -2539,6 +2764,9 @@
     <w:p/>
     <w:p>
       <w:r>
+        <w:rPr>
+          <w:noProof/>
+        </w:rPr>
         <w:lastRenderedPageBreak/>
         <w:drawing>
           <wp:inline distT="0" distB="0" distL="0" distR="0" wp14:anchorId="01595B3C" wp14:editId="4D11E418">
@@ -2603,6 +2831,7 @@
         <w:rPr>
           <w:b/>
           <w:bCs/>
+          <w:noProof/>
         </w:rPr>
         <w:drawing>
           <wp:inline distT="0" distB="0" distL="0" distR="0" wp14:anchorId="1B5B0489" wp14:editId="31989088">
@@ -2643,6 +2872,9 @@
     </w:p>
     <w:p>
       <w:r>
+        <w:rPr>
+          <w:noProof/>
+        </w:rPr>
         <w:drawing>
           <wp:inline distT="0" distB="0" distL="0" distR="0" wp14:anchorId="1AB21614" wp14:editId="263787A8">
             <wp:extent cx="5731510" cy="2577465"/>
@@ -2689,6 +2921,9 @@
     </w:p>
     <w:p>
       <w:r>
+        <w:rPr>
+          <w:noProof/>
+        </w:rPr>
         <w:drawing>
           <wp:inline distT="0" distB="0" distL="0" distR="0" wp14:anchorId="409AE2A0" wp14:editId="1A78B766">
             <wp:extent cx="5731510" cy="793750"/>
@@ -2728,6 +2963,9 @@
     </w:p>
     <w:p>
       <w:r>
+        <w:rPr>
+          <w:noProof/>
+        </w:rPr>
         <w:drawing>
           <wp:inline distT="0" distB="0" distL="0" distR="0" wp14:anchorId="6E3012CA" wp14:editId="454C5503">
             <wp:extent cx="5731510" cy="815340"/>
@@ -2790,6 +3028,9 @@
     </w:p>
     <w:p>
       <w:r>
+        <w:rPr>
+          <w:noProof/>
+        </w:rPr>
         <w:drawing>
           <wp:inline distT="0" distB="0" distL="0" distR="0" wp14:anchorId="7E1D057C" wp14:editId="5BFE9B46">
             <wp:extent cx="5731510" cy="1423035"/>
@@ -2829,6 +3070,9 @@
     </w:p>
     <w:p>
       <w:r>
+        <w:rPr>
+          <w:noProof/>
+        </w:rPr>
         <w:drawing>
           <wp:inline distT="0" distB="0" distL="0" distR="0" wp14:anchorId="34DA6B49" wp14:editId="0C905AAE">
             <wp:extent cx="5731510" cy="1733550"/>
@@ -2868,6 +3112,9 @@
     </w:p>
     <w:p>
       <w:r>
+        <w:rPr>
+          <w:noProof/>
+        </w:rPr>
         <w:drawing>
           <wp:inline distT="0" distB="0" distL="0" distR="0" wp14:anchorId="50679DF7" wp14:editId="59901569">
             <wp:extent cx="5731510" cy="896620"/>
@@ -2976,6 +3223,9 @@
     </w:p>
     <w:p>
       <w:r>
+        <w:rPr>
+          <w:noProof/>
+        </w:rPr>
         <w:drawing>
           <wp:inline distT="0" distB="0" distL="0" distR="0" wp14:anchorId="38E31878" wp14:editId="46793383">
             <wp:extent cx="4927600" cy="2395855"/>
@@ -3015,6 +3265,9 @@
     </w:p>
     <w:p>
       <w:r>
+        <w:rPr>
+          <w:noProof/>
+        </w:rPr>
         <w:lastRenderedPageBreak/>
         <w:drawing>
           <wp:inline distT="0" distB="0" distL="0" distR="0" wp14:anchorId="01A30DDF" wp14:editId="72AD7BC0">
@@ -3077,6 +3330,9 @@
     </w:p>
     <w:p>
       <w:r>
+        <w:rPr>
+          <w:noProof/>
+        </w:rPr>
         <w:drawing>
           <wp:inline distT="0" distB="0" distL="0" distR="0" wp14:anchorId="2F9B6F53" wp14:editId="5E1766A0">
             <wp:extent cx="5731510" cy="2052320"/>
@@ -3116,6 +3372,9 @@
     </w:p>
     <w:p>
       <w:r>
+        <w:rPr>
+          <w:noProof/>
+        </w:rPr>
         <w:drawing>
           <wp:inline distT="0" distB="0" distL="0" distR="0" wp14:anchorId="65AE8D30" wp14:editId="74BC8EFE">
             <wp:extent cx="5731510" cy="1866265"/>
@@ -3170,6 +3429,9 @@
     </w:p>
     <w:p>
       <w:r>
+        <w:rPr>
+          <w:noProof/>
+        </w:rPr>
         <w:drawing>
           <wp:inline distT="0" distB="0" distL="0" distR="0" wp14:anchorId="5C9D3693" wp14:editId="4EA31EFB">
             <wp:extent cx="5731510" cy="2460625"/>
@@ -3209,6 +3471,9 @@
     </w:p>
     <w:p>
       <w:r>
+        <w:rPr>
+          <w:noProof/>
+        </w:rPr>
         <w:lastRenderedPageBreak/>
         <w:drawing>
           <wp:inline distT="0" distB="0" distL="0" distR="0" wp14:anchorId="1D112397" wp14:editId="098084D1">
@@ -3280,6 +3545,9 @@
     </w:p>
     <w:p>
       <w:r>
+        <w:rPr>
+          <w:noProof/>
+        </w:rPr>
         <w:drawing>
           <wp:inline distT="0" distB="0" distL="0" distR="0" wp14:anchorId="17A8F2DE" wp14:editId="5B050DF7">
             <wp:extent cx="5731510" cy="1835150"/>
@@ -3319,6 +3587,9 @@
     </w:p>
     <w:p>
       <w:r>
+        <w:rPr>
+          <w:noProof/>
+        </w:rPr>
         <w:drawing>
           <wp:inline distT="0" distB="0" distL="0" distR="0" wp14:anchorId="49CF6AFF" wp14:editId="2E03059F">
             <wp:extent cx="5731510" cy="1947333"/>
@@ -3358,6 +3629,9 @@
     </w:p>
     <w:p>
       <w:r>
+        <w:rPr>
+          <w:noProof/>
+        </w:rPr>
         <w:drawing>
           <wp:inline distT="0" distB="0" distL="0" distR="0" wp14:anchorId="27EFFC2E" wp14:editId="72387216">
             <wp:extent cx="5730011" cy="1811866"/>
@@ -3484,6 +3758,9 @@
     </w:p>
     <w:p>
       <w:r>
+        <w:rPr>
+          <w:noProof/>
+        </w:rPr>
         <w:drawing>
           <wp:inline distT="0" distB="0" distL="0" distR="0" wp14:anchorId="0698457D" wp14:editId="6CE58D69">
             <wp:extent cx="5731510" cy="2066290"/>
@@ -3538,6 +3815,9 @@
     </w:p>
     <w:p>
       <w:r>
+        <w:rPr>
+          <w:noProof/>
+        </w:rPr>
         <w:drawing>
           <wp:inline distT="0" distB="0" distL="0" distR="0" wp14:anchorId="54D3BA22" wp14:editId="4981148F">
             <wp:extent cx="5731510" cy="2520315"/>
@@ -3577,6 +3857,9 @@
     </w:p>
     <w:p>
       <w:r>
+        <w:rPr>
+          <w:noProof/>
+        </w:rPr>
         <w:drawing>
           <wp:inline distT="0" distB="0" distL="0" distR="0" wp14:anchorId="0EC64014" wp14:editId="450EFEF7">
             <wp:extent cx="5731510" cy="1845734"/>
@@ -3632,6 +3915,9 @@
     </w:p>
     <w:p>
       <w:r>
+        <w:rPr>
+          <w:noProof/>
+        </w:rPr>
         <w:drawing>
           <wp:inline distT="0" distB="0" distL="0" distR="0" wp14:anchorId="1474839E" wp14:editId="65CDCFBF">
             <wp:extent cx="5731510" cy="939165"/>
@@ -3701,6 +3987,9 @@
     </w:p>
     <w:p>
       <w:r>
+        <w:rPr>
+          <w:noProof/>
+        </w:rPr>
         <w:drawing>
           <wp:inline distT="0" distB="0" distL="0" distR="0" wp14:anchorId="51CAC2AE" wp14:editId="6A9B7E20">
             <wp:extent cx="3381847" cy="1952898"/>
@@ -3740,6 +4029,9 @@
     </w:p>
     <w:p>
       <w:r>
+        <w:rPr>
+          <w:noProof/>
+        </w:rPr>
         <w:drawing>
           <wp:inline distT="0" distB="0" distL="0" distR="0" wp14:anchorId="06B52084" wp14:editId="3A9CA2E0">
             <wp:extent cx="3724275" cy="4682067"/>
@@ -3779,6 +4071,9 @@
     </w:p>
     <w:p>
       <w:r>
+        <w:rPr>
+          <w:noProof/>
+        </w:rPr>
         <w:lastRenderedPageBreak/>
         <w:drawing>
           <wp:inline distT="0" distB="0" distL="0" distR="0" wp14:anchorId="60F4B185" wp14:editId="6B274ABA">
@@ -3819,6 +4114,9 @@
     </w:p>
     <w:p>
       <w:r>
+        <w:rPr>
+          <w:noProof/>
+        </w:rPr>
         <w:drawing>
           <wp:inline distT="0" distB="0" distL="0" distR="0" wp14:anchorId="021FD9BD" wp14:editId="1AF0E1F5">
             <wp:extent cx="4143953" cy="2991267"/>
@@ -4308,6 +4606,95 @@
     </w:lvl>
   </w:abstractNum>
   <w:abstractNum w:abstractNumId="3" w15:restartNumberingAfterBreak="0">
+    <w:nsid w:val="1DC3095C"/>
+    <w:multiLevelType w:val="hybridMultilevel"/>
+    <w:tmpl w:val="D4160312"/>
+    <w:lvl w:ilvl="0" w:tplc="D64253BC">
+      <w:start w:val="1"/>
+      <w:numFmt w:val="decimal"/>
+      <w:lvlText w:val="%1."/>
+      <w:lvlJc w:val="left"/>
+      <w:pPr>
+        <w:ind w:left="1080" w:hanging="360"/>
+      </w:pPr>
+      <w:rPr>
+        <w:rFonts w:hint="default"/>
+      </w:rPr>
+    </w:lvl>
+    <w:lvl w:ilvl="1" w:tplc="40090019" w:tentative="1">
+      <w:start w:val="1"/>
+      <w:numFmt w:val="lowerLetter"/>
+      <w:lvlText w:val="%2."/>
+      <w:lvlJc w:val="left"/>
+      <w:pPr>
+        <w:ind w:left="1800" w:hanging="360"/>
+      </w:pPr>
+    </w:lvl>
+    <w:lvl w:ilvl="2" w:tplc="4009001B" w:tentative="1">
+      <w:start w:val="1"/>
+      <w:numFmt w:val="lowerRoman"/>
+      <w:lvlText w:val="%3."/>
+      <w:lvlJc w:val="right"/>
+      <w:pPr>
+        <w:ind w:left="2520" w:hanging="180"/>
+      </w:pPr>
+    </w:lvl>
+    <w:lvl w:ilvl="3" w:tplc="4009000F" w:tentative="1">
+      <w:start w:val="1"/>
+      <w:numFmt w:val="decimal"/>
+      <w:lvlText w:val="%4."/>
+      <w:lvlJc w:val="left"/>
+      <w:pPr>
+        <w:ind w:left="3240" w:hanging="360"/>
+      </w:pPr>
+    </w:lvl>
+    <w:lvl w:ilvl="4" w:tplc="40090019" w:tentative="1">
+      <w:start w:val="1"/>
+      <w:numFmt w:val="lowerLetter"/>
+      <w:lvlText w:val="%5."/>
+      <w:lvlJc w:val="left"/>
+      <w:pPr>
+        <w:ind w:left="3960" w:hanging="360"/>
+      </w:pPr>
+    </w:lvl>
+    <w:lvl w:ilvl="5" w:tplc="4009001B" w:tentative="1">
+      <w:start w:val="1"/>
+      <w:numFmt w:val="lowerRoman"/>
+      <w:lvlText w:val="%6."/>
+      <w:lvlJc w:val="right"/>
+      <w:pPr>
+        <w:ind w:left="4680" w:hanging="180"/>
+      </w:pPr>
+    </w:lvl>
+    <w:lvl w:ilvl="6" w:tplc="4009000F" w:tentative="1">
+      <w:start w:val="1"/>
+      <w:numFmt w:val="decimal"/>
+      <w:lvlText w:val="%7."/>
+      <w:lvlJc w:val="left"/>
+      <w:pPr>
+        <w:ind w:left="5400" w:hanging="360"/>
+      </w:pPr>
+    </w:lvl>
+    <w:lvl w:ilvl="7" w:tplc="40090019" w:tentative="1">
+      <w:start w:val="1"/>
+      <w:numFmt w:val="lowerLetter"/>
+      <w:lvlText w:val="%8."/>
+      <w:lvlJc w:val="left"/>
+      <w:pPr>
+        <w:ind w:left="6120" w:hanging="360"/>
+      </w:pPr>
+    </w:lvl>
+    <w:lvl w:ilvl="8" w:tplc="4009001B" w:tentative="1">
+      <w:start w:val="1"/>
+      <w:numFmt w:val="lowerRoman"/>
+      <w:lvlText w:val="%9."/>
+      <w:lvlJc w:val="right"/>
+      <w:pPr>
+        <w:ind w:left="6840" w:hanging="180"/>
+      </w:pPr>
+    </w:lvl>
+  </w:abstractNum>
+  <w:abstractNum w:abstractNumId="4" w15:restartNumberingAfterBreak="0">
     <w:nsid w:val="218C3143"/>
     <w:multiLevelType w:val="hybridMultilevel"/>
     <w:tmpl w:val="C51EC6FA"/>
@@ -4396,7 +4783,7 @@
       </w:pPr>
     </w:lvl>
   </w:abstractNum>
-  <w:abstractNum w:abstractNumId="4" w15:restartNumberingAfterBreak="0">
+  <w:abstractNum w:abstractNumId="5" w15:restartNumberingAfterBreak="0">
     <w:nsid w:val="2828330C"/>
     <w:multiLevelType w:val="multilevel"/>
     <w:tmpl w:val="15385200"/>
@@ -4545,7 +4932,7 @@
       </w:rPr>
     </w:lvl>
   </w:abstractNum>
-  <w:abstractNum w:abstractNumId="5" w15:restartNumberingAfterBreak="0">
+  <w:abstractNum w:abstractNumId="6" w15:restartNumberingAfterBreak="0">
     <w:nsid w:val="30AB4BFB"/>
     <w:multiLevelType w:val="multilevel"/>
     <w:tmpl w:val="5D9CA136"/>
@@ -4694,7 +5081,7 @@
       </w:rPr>
     </w:lvl>
   </w:abstractNum>
-  <w:abstractNum w:abstractNumId="6" w15:restartNumberingAfterBreak="0">
+  <w:abstractNum w:abstractNumId="7" w15:restartNumberingAfterBreak="0">
     <w:nsid w:val="31A95D56"/>
     <w:multiLevelType w:val="multilevel"/>
     <w:tmpl w:val="131A2A8C"/>
@@ -4843,7 +5230,7 @@
       </w:rPr>
     </w:lvl>
   </w:abstractNum>
-  <w:abstractNum w:abstractNumId="7" w15:restartNumberingAfterBreak="0">
+  <w:abstractNum w:abstractNumId="8" w15:restartNumberingAfterBreak="0">
     <w:nsid w:val="36215C96"/>
     <w:multiLevelType w:val="multilevel"/>
     <w:tmpl w:val="47D29960"/>
@@ -4992,7 +5379,7 @@
       </w:rPr>
     </w:lvl>
   </w:abstractNum>
-  <w:abstractNum w:abstractNumId="8" w15:restartNumberingAfterBreak="0">
+  <w:abstractNum w:abstractNumId="9" w15:restartNumberingAfterBreak="0">
     <w:nsid w:val="3D0B0CAE"/>
     <w:multiLevelType w:val="multilevel"/>
     <w:tmpl w:val="4210B5AA"/>
@@ -5141,7 +5528,7 @@
       </w:rPr>
     </w:lvl>
   </w:abstractNum>
-  <w:abstractNum w:abstractNumId="9" w15:restartNumberingAfterBreak="0">
+  <w:abstractNum w:abstractNumId="10" w15:restartNumberingAfterBreak="0">
     <w:nsid w:val="40EE1988"/>
     <w:multiLevelType w:val="multilevel"/>
     <w:tmpl w:val="75D620CC"/>
@@ -5290,7 +5677,7 @@
       </w:rPr>
     </w:lvl>
   </w:abstractNum>
-  <w:abstractNum w:abstractNumId="10" w15:restartNumberingAfterBreak="0">
+  <w:abstractNum w:abstractNumId="11" w15:restartNumberingAfterBreak="0">
     <w:nsid w:val="43AB27A3"/>
     <w:multiLevelType w:val="hybridMultilevel"/>
     <w:tmpl w:val="08B8F4B2"/>
@@ -5379,7 +5766,7 @@
       </w:pPr>
     </w:lvl>
   </w:abstractNum>
-  <w:abstractNum w:abstractNumId="11" w15:restartNumberingAfterBreak="0">
+  <w:abstractNum w:abstractNumId="12" w15:restartNumberingAfterBreak="0">
     <w:nsid w:val="474E3374"/>
     <w:multiLevelType w:val="multilevel"/>
     <w:tmpl w:val="394C9BE8"/>
@@ -5528,7 +5915,7 @@
       </w:rPr>
     </w:lvl>
   </w:abstractNum>
-  <w:abstractNum w:abstractNumId="12" w15:restartNumberingAfterBreak="0">
+  <w:abstractNum w:abstractNumId="13" w15:restartNumberingAfterBreak="0">
     <w:nsid w:val="4CA2313E"/>
     <w:multiLevelType w:val="hybridMultilevel"/>
     <w:tmpl w:val="685AAB4E"/>
@@ -5618,7 +6005,7 @@
       </w:pPr>
     </w:lvl>
   </w:abstractNum>
-  <w:abstractNum w:abstractNumId="13" w15:restartNumberingAfterBreak="0">
+  <w:abstractNum w:abstractNumId="14" w15:restartNumberingAfterBreak="0">
     <w:nsid w:val="4F86002D"/>
     <w:multiLevelType w:val="multilevel"/>
     <w:tmpl w:val="BE7E8160"/>
@@ -5767,7 +6154,7 @@
       </w:rPr>
     </w:lvl>
   </w:abstractNum>
-  <w:abstractNum w:abstractNumId="14" w15:restartNumberingAfterBreak="0">
+  <w:abstractNum w:abstractNumId="15" w15:restartNumberingAfterBreak="0">
     <w:nsid w:val="53AC37A4"/>
     <w:multiLevelType w:val="multilevel"/>
     <w:tmpl w:val="BDEC8E36"/>
@@ -5916,7 +6303,7 @@
       </w:rPr>
     </w:lvl>
   </w:abstractNum>
-  <w:abstractNum w:abstractNumId="15" w15:restartNumberingAfterBreak="0">
+  <w:abstractNum w:abstractNumId="16" w15:restartNumberingAfterBreak="0">
     <w:nsid w:val="667C6850"/>
     <w:multiLevelType w:val="multilevel"/>
     <w:tmpl w:val="354E62B6"/>
@@ -6065,7 +6452,7 @@
       </w:rPr>
     </w:lvl>
   </w:abstractNum>
-  <w:abstractNum w:abstractNumId="16" w15:restartNumberingAfterBreak="0">
+  <w:abstractNum w:abstractNumId="17" w15:restartNumberingAfterBreak="0">
     <w:nsid w:val="74662ECB"/>
     <w:multiLevelType w:val="multilevel"/>
     <w:tmpl w:val="AF7A72BE"/>
@@ -6214,7 +6601,7 @@
       </w:rPr>
     </w:lvl>
   </w:abstractNum>
-  <w:abstractNum w:abstractNumId="17" w15:restartNumberingAfterBreak="0">
+  <w:abstractNum w:abstractNumId="18" w15:restartNumberingAfterBreak="0">
     <w:nsid w:val="77827F27"/>
     <w:multiLevelType w:val="multilevel"/>
     <w:tmpl w:val="80E65762"/>
@@ -6327,7 +6714,7 @@
       </w:pPr>
     </w:lvl>
   </w:abstractNum>
-  <w:abstractNum w:abstractNumId="18" w15:restartNumberingAfterBreak="0">
+  <w:abstractNum w:abstractNumId="19" w15:restartNumberingAfterBreak="0">
     <w:nsid w:val="7C4D7371"/>
     <w:multiLevelType w:val="hybridMultilevel"/>
     <w:tmpl w:val="680041AE"/>
@@ -6416,7 +6803,7 @@
       </w:pPr>
     </w:lvl>
   </w:abstractNum>
-  <w:abstractNum w:abstractNumId="19" w15:restartNumberingAfterBreak="0">
+  <w:abstractNum w:abstractNumId="20" w15:restartNumberingAfterBreak="0">
     <w:nsid w:val="7D835100"/>
     <w:multiLevelType w:val="multilevel"/>
     <w:tmpl w:val="837A4310"/>
@@ -6530,64 +6917,67 @@
     </w:lvl>
   </w:abstractNum>
   <w:num w:numId="1" w16cid:durableId="806509639">
+    <w:abstractNumId w:val="14"/>
+  </w:num>
+  <w:num w:numId="2" w16cid:durableId="1363439857">
+    <w:abstractNumId w:val="9"/>
+  </w:num>
+  <w:num w:numId="3" w16cid:durableId="653948583">
+    <w:abstractNumId w:val="19"/>
+  </w:num>
+  <w:num w:numId="4" w16cid:durableId="362482684">
     <w:abstractNumId w:val="13"/>
   </w:num>
-  <w:num w:numId="2" w16cid:durableId="1363439857">
+  <w:num w:numId="5" w16cid:durableId="970746187">
     <w:abstractNumId w:val="8"/>
   </w:num>
-  <w:num w:numId="3" w16cid:durableId="653948583">
+  <w:num w:numId="6" w16cid:durableId="937370806">
     <w:abstractNumId w:val="18"/>
-  </w:num>
-  <w:num w:numId="4" w16cid:durableId="362482684">
-    <w:abstractNumId w:val="12"/>
-  </w:num>
-  <w:num w:numId="5" w16cid:durableId="970746187">
-    <w:abstractNumId w:val="7"/>
-  </w:num>
-  <w:num w:numId="6" w16cid:durableId="937370806">
-    <w:abstractNumId w:val="17"/>
   </w:num>
   <w:num w:numId="7" w16cid:durableId="686295078">
     <w:abstractNumId w:val="1"/>
   </w:num>
   <w:num w:numId="8" w16cid:durableId="961888190">
-    <w:abstractNumId w:val="14"/>
+    <w:abstractNumId w:val="15"/>
   </w:num>
   <w:num w:numId="9" w16cid:durableId="892155512">
-    <w:abstractNumId w:val="19"/>
+    <w:abstractNumId w:val="20"/>
   </w:num>
   <w:num w:numId="10" w16cid:durableId="1779182315">
-    <w:abstractNumId w:val="16"/>
+    <w:abstractNumId w:val="17"/>
   </w:num>
   <w:num w:numId="11" w16cid:durableId="323166882">
-    <w:abstractNumId w:val="3"/>
+    <w:abstractNumId w:val="4"/>
   </w:num>
   <w:num w:numId="12" w16cid:durableId="356127360">
     <w:abstractNumId w:val="0"/>
   </w:num>
   <w:num w:numId="13" w16cid:durableId="2129355943">
-    <w:abstractNumId w:val="11"/>
+    <w:abstractNumId w:val="12"/>
   </w:num>
   <w:num w:numId="14" w16cid:durableId="910623886">
-    <w:abstractNumId w:val="4"/>
+    <w:abstractNumId w:val="5"/>
   </w:num>
   <w:num w:numId="15" w16cid:durableId="1647587290">
-    <w:abstractNumId w:val="9"/>
+    <w:abstractNumId w:val="10"/>
   </w:num>
   <w:num w:numId="16" w16cid:durableId="1841658891">
-    <w:abstractNumId w:val="5"/>
+    <w:abstractNumId w:val="6"/>
   </w:num>
   <w:num w:numId="17" w16cid:durableId="268045224">
-    <w:abstractNumId w:val="6"/>
+    <w:abstractNumId w:val="7"/>
   </w:num>
   <w:num w:numId="18" w16cid:durableId="1259558062">
     <w:abstractNumId w:val="2"/>
   </w:num>
   <w:num w:numId="19" w16cid:durableId="1296565231">
-    <w:abstractNumId w:val="10"/>
+    <w:abstractNumId w:val="11"/>
   </w:num>
   <w:num w:numId="20" w16cid:durableId="581335909">
-    <w:abstractNumId w:val="15"/>
+    <w:abstractNumId w:val="16"/>
+  </w:num>
+  <w:num w:numId="21" w16cid:durableId="1526483948">
+    <w:abstractNumId w:val="3"/>
   </w:num>
 </w:numbering>
 </file>
